--- a/docs/en/Chapter_VI_quater_Africa_EN.docx
+++ b/docs/en/Chapter_VI_quater_Africa_EN.docx
@@ -99,7 +99,7 @@
                 <w:color w:val="1A2744"/>
                 <w:sz w:val="22"/>
               </w:rPr>
-              <w:t>76.9% of global operational AI compute = USA</w:t>
+              <w:t>78.9% of global operational AI compute = USA</w:t>
             </w:r>
           </w:p>
         </w:tc>
@@ -141,7 +141,7 @@
                 <w:color w:val="1A2744"/>
                 <w:sz w:val="22"/>
               </w:rPr>
-              <w:t>3.46:1 US/EU CACI ratio (Power Mode)</w:t>
+              <w:t>3.47:1 US/EU CACI ratio (Power Mode)</w:t>
             </w:r>
           </w:p>
         </w:tc>
